--- a/guides/facilitator-guide-raci-decision-log.docx
+++ b/guides/facilitator-guide-raci-decision-log.docx
@@ -948,7 +948,7 @@
     </w:p>
     <w:p>
       <w:r>
-        <w:t xml:space="preserve">Original board for reference: https://eparker71.github.io/agile-ways-of-working/boards/raci-decision-log-board.html</w:t>
+        <w:t xml:space="preserve">Original board for reference: https://eparker71.github.io/better-delivery-toolkit/boards/raci-decision-log-board.html</w:t>
       </w:r>
     </w:p>
     <w:p>
@@ -956,7 +956,7 @@
         <w:pStyle w:val="Small"/>
       </w:pPr>
       <w:r>
-        <w:t xml:space="preserve">Boards: https://eparker71.github.io/agile-ways-of-working/boards/raci-decision-log-board.html  ·  Online guide: https://eparker71.github.io/agile-ways-of-working/guides/facilitator-guide-raci-decision-log.html</w:t>
+        <w:t xml:space="preserve">Boards: https://eparker71.github.io/better-delivery-toolkit/boards/raci-decision-log-board.html  ·  Online guide: https://eparker71.github.io/better-delivery-toolkit/guides/facilitator-guide-raci-decision-log.html</w:t>
       </w:r>
     </w:p>
     <w:p>
@@ -964,7 +964,7 @@
         <w:pStyle w:val="Small"/>
       </w:pPr>
       <w:r>
-        <w:t xml:space="preserve">© 2026 Eric Parker · CC BY 4.0 · eparker71.github.io/agile-ways-of-working · Adapt it freely; please keep the credit and say what you changed.</w:t>
+        <w:t xml:space="preserve">© 2026 Eric Parker · CC BY 4.0 · eparker71.github.io/better-delivery-toolkit · Adapt it freely; please keep the credit and say what you changed.</w:t>
       </w:r>
     </w:p>
     <w:sectPr>
